--- a/course-materials/helpdesk-tier1-2/study-packs/Module_2_Networking_Foundations_Network.docx
+++ b/course-materials/helpdesk-tier1-2/study-packs/Module_2_Networking_Foundations_Network.docx
@@ -1891,7 +1891,7 @@
     </w:p>
     <w:p>
       <w:r>
-        <w:t>That tells you which DNS server answered and the IP it returned. If nslookup fails but ping 8.8.8.8 works, you have a DNS problem, not a connectivity problem.</w:t>
+        <w:t>(The IP shown is illustrative — example.com's real address changes over time; what matters is the shape of the answer.) That tells you which DNS server answered and the IP it returned. If nslookup fails but ping 8.8.8.8 works, you have a DNS problem, not a connectivity problem.</w:t>
       </w:r>
     </w:p>
     <w:p>
